--- a/New HSSE Management System 2026/02-Leadership/DAN-IMS-POL-002__Jun_2026_HSE_and_Welfare_Policy.docx
+++ b/New HSSE Management System 2026/02-Leadership/DAN-IMS-POL-002__Jun_2026_HSE_and_Welfare_Policy.docx
@@ -959,156 +959,28 @@
     </w:p>
     <w:p>
       <w:pPr>
-        <w:spacing w:after="160"/>
-      </w:pPr>
-      <w:r>
-        <w:rPr>
-          <w:rFonts w:ascii="Tahoma" w:cs="Tahoma" w:eastAsia="Tahoma" w:hAnsi="Tahoma"/>
-          <w:b/>
-          <w:bCs/>
-          <w:color w:val="542A12"/>
-          <w:sz w:val="28"/>
-          <w:szCs w:val="28"/>
-        </w:rPr>
-        <w:t xml:space="preserve">Table of Contents</w:t>
-      </w:r>
-    </w:p>
-    <w:sdt>
-      <w:sdtPr>
-        <w:alias w:val="Table of Contents"/>
-      </w:sdtPr>
-      <w:sdtContent>
-        <w:p>
-          <w:r>
-            <w:fldChar w:fldCharType="begin" w:dirty="true"/>
-            <w:instrText xml:space="preserve">TOC \h \o "1-2"</w:instrText>
-            <w:fldChar w:fldCharType="separate"/>
-          </w:r>
-        </w:p>
-        <w:p>
-          <w:pPr>
-            <w:spacing w:after="40" w:line="259"/>
-            <w:ind w:left="0"/>
-          </w:pPr>
-          <w:hyperlink w:anchor="_DanToc9000" w:history="1">
-            <w:r>
-              <w:rPr>
-                <w:rFonts w:ascii="Tahoma" w:hAnsi="Tahoma" w:cs="Tahoma"/>
-                <w:b/>
-                <w:color w:val="542A12"/>
-                <w:sz w:val="20"/>
-              </w:rPr>
-              <w:t xml:space="preserve">Policy Statement</w:t>
-            </w:r>
-          </w:hyperlink>
-        </w:p>
-        <w:p>
-          <w:pPr>
-            <w:spacing w:after="40" w:line="259"/>
-            <w:ind w:left="0"/>
-          </w:pPr>
-          <w:hyperlink w:anchor="_DanToc9001" w:history="1">
-            <w:r>
-              <w:rPr>
-                <w:rFonts w:ascii="Tahoma" w:hAnsi="Tahoma" w:cs="Tahoma"/>
-                <w:b/>
-                <w:color w:val="542A12"/>
-                <w:sz w:val="20"/>
-              </w:rPr>
-              <w:t xml:space="preserve">Our HSE &amp; Welfare Commitments</w:t>
-            </w:r>
-          </w:hyperlink>
-        </w:p>
-        <w:p>
-          <w:pPr>
-            <w:spacing w:after="40" w:line="259"/>
-            <w:ind w:left="0"/>
-          </w:pPr>
-          <w:hyperlink w:anchor="_DanToc9002" w:history="1">
-            <w:r>
-              <w:rPr>
-                <w:rFonts w:ascii="Tahoma" w:hAnsi="Tahoma" w:cs="Tahoma"/>
-                <w:b/>
-                <w:color w:val="542A12"/>
-                <w:sz w:val="20"/>
-              </w:rPr>
-              <w:t xml:space="preserve">Implementation, Review and Communication</w:t>
-            </w:r>
-          </w:hyperlink>
-        </w:p>
-        <w:p>
-          <w:pPr>
-            <w:spacing w:after="40" w:line="259"/>
-            <w:ind w:left="0"/>
-          </w:pPr>
-          <w:hyperlink w:anchor="_DanToc9003" w:history="1">
-            <w:r>
-              <w:rPr>
-                <w:rFonts w:ascii="Tahoma" w:hAnsi="Tahoma" w:cs="Tahoma"/>
-                <w:b/>
-                <w:color w:val="542A12"/>
-                <w:sz w:val="20"/>
-              </w:rPr>
-              <w:t xml:space="preserve">Revision History</w:t>
-            </w:r>
-          </w:hyperlink>
-        </w:p>
-        <w:p>
-          <w:r>
-            <w:fldChar w:fldCharType="end"/>
-          </w:r>
-        </w:p>
-      </w:sdtContent>
-    </w:sdt>
-    <w:p>
-      <w:r>
-        <w:br w:type="page"/>
-      </w:r>
-    </w:p>
-    <w:p>
-      <w:pPr>
-        <w:pStyle w:val="Heading1"/>
-      </w:pPr>
-      <w:bookmarkStart w:id="9000" w:name="_DanToc9000"/>
-      <w:r>
-        <w:t xml:space="preserve">Policy Statement</w:t>
-      </w:r>
-      <w:bookmarkEnd w:id="9000"/>
-    </w:p>
-    <w:p>
-      <w:pPr>
-        <w:spacing w:after="120" w:line="276"/>
+        <w:spacing w:after="100" w:line="252"/>
         <w:jc w:val="both"/>
       </w:pPr>
       <w:r>
         <w:rPr>
           <w:rFonts w:ascii="Tahoma" w:cs="Tahoma" w:eastAsia="Tahoma" w:hAnsi="Tahoma"/>
-          <w:sz w:val="20"/>
-          <w:szCs w:val="20"/>
+          <w:sz w:val="19"/>
+          <w:szCs w:val="19"/>
         </w:rPr>
         <w:t xml:space="preserve">DAN Company is committed to delivering its services in a manner that protects the health, safety and welfare of employees, contractors, and stakeholders, while safeguarding the environment. Through the continual improvement of our processes, services, and management systems, we aim to achieve our objectives in accordance with internationally recognized standards, including ISO 14001:2015 and ISO 45001:2018, ensuring sustainable performance, compliance, and operational excellence.</w:t>
       </w:r>
     </w:p>
     <w:p>
       <w:pPr>
-        <w:pStyle w:val="Heading1"/>
-      </w:pPr>
-      <w:bookmarkStart w:id="9001" w:name="_DanToc9001"/>
-      <w:r>
-        <w:t xml:space="preserve">Our HSE &amp; Welfare Commitments</w:t>
-      </w:r>
-      <w:bookmarkEnd w:id="9001"/>
-    </w:p>
-    <w:p>
-      <w:pPr>
-        <w:spacing w:after="120" w:line="276"/>
+        <w:spacing w:after="100" w:line="252"/>
         <w:jc w:val="both"/>
       </w:pPr>
       <w:r>
         <w:rPr>
           <w:rFonts w:ascii="Tahoma" w:cs="Tahoma" w:eastAsia="Tahoma" w:hAnsi="Tahoma"/>
-          <w:sz w:val="20"/>
-          <w:szCs w:val="20"/>
+          <w:sz w:val="19"/>
+          <w:szCs w:val="19"/>
         </w:rPr>
         <w:t xml:space="preserve">Through this policy, we affirm our commitment to fully implement the health, safety and environmental management systems and ensure compliance with their requirements. This includes our commitment to:</w:t>
       </w:r>
@@ -1120,14 +992,14 @@
           <w:ilvl w:val="0"/>
           <w:numId w:val="2"/>
         </w:numPr>
-        <w:spacing w:after="60" w:line="268"/>
+        <w:spacing w:after="40" w:line="246"/>
         <w:jc w:val="both"/>
       </w:pPr>
       <w:r>
         <w:rPr>
           <w:rFonts w:ascii="Tahoma" w:cs="Tahoma" w:eastAsia="Tahoma" w:hAnsi="Tahoma"/>
-          <w:sz w:val="20"/>
-          <w:szCs w:val="20"/>
+          <w:sz w:val="19"/>
+          <w:szCs w:val="19"/>
         </w:rPr>
         <w:t xml:space="preserve">Comply with all laws and regulations and adopt international best practices when local laws are insufficient.</w:t>
       </w:r>
@@ -1139,16 +1011,16 @@
           <w:ilvl w:val="0"/>
           <w:numId w:val="2"/>
         </w:numPr>
-        <w:spacing w:after="60" w:line="268"/>
+        <w:spacing w:after="40" w:line="246"/>
         <w:jc w:val="both"/>
       </w:pPr>
       <w:r>
         <w:rPr>
           <w:rFonts w:ascii="Tahoma" w:cs="Tahoma" w:eastAsia="Tahoma" w:hAnsi="Tahoma"/>
-          <w:sz w:val="20"/>
-          <w:szCs w:val="20"/>
-        </w:rPr>
-        <w:t xml:space="preserve">Ensure that employees will receive the necessary equipment, information, training, and supervision to meet policy objectives.</w:t>
+          <w:sz w:val="19"/>
+          <w:szCs w:val="19"/>
+        </w:rPr>
+        <w:t xml:space="preserve">Ensure that employees receive the necessary equipment, information, training, and supervision to meet policy objectives.</w:t>
       </w:r>
     </w:p>
     <w:p>
@@ -1158,14 +1030,14 @@
           <w:ilvl w:val="0"/>
           <w:numId w:val="2"/>
         </w:numPr>
-        <w:spacing w:after="60" w:line="268"/>
+        <w:spacing w:after="40" w:line="246"/>
         <w:jc w:val="both"/>
       </w:pPr>
       <w:r>
         <w:rPr>
           <w:rFonts w:ascii="Tahoma" w:cs="Tahoma" w:eastAsia="Tahoma" w:hAnsi="Tahoma"/>
-          <w:sz w:val="20"/>
-          <w:szCs w:val="20"/>
+          <w:sz w:val="19"/>
+          <w:szCs w:val="19"/>
         </w:rPr>
         <w:t xml:space="preserve">Provide adequate resources to address health and safety needs.</w:t>
       </w:r>
@@ -1177,14 +1049,14 @@
           <w:ilvl w:val="0"/>
           <w:numId w:val="2"/>
         </w:numPr>
-        <w:spacing w:after="60" w:line="268"/>
+        <w:spacing w:after="40" w:line="246"/>
         <w:jc w:val="both"/>
       </w:pPr>
       <w:r>
         <w:rPr>
           <w:rFonts w:ascii="Tahoma" w:cs="Tahoma" w:eastAsia="Tahoma" w:hAnsi="Tahoma"/>
-          <w:sz w:val="20"/>
-          <w:szCs w:val="20"/>
+          <w:sz w:val="19"/>
+          <w:szCs w:val="19"/>
         </w:rPr>
         <w:t xml:space="preserve">Encourage active employee participation in health and safety matters, promoting communication and shared responsibility for well-being.</w:t>
       </w:r>
@@ -1196,14 +1068,14 @@
           <w:ilvl w:val="0"/>
           <w:numId w:val="2"/>
         </w:numPr>
-        <w:spacing w:after="60" w:line="268"/>
+        <w:spacing w:after="40" w:line="246"/>
         <w:jc w:val="both"/>
       </w:pPr>
       <w:r>
         <w:rPr>
           <w:rFonts w:ascii="Tahoma" w:cs="Tahoma" w:eastAsia="Tahoma" w:hAnsi="Tahoma"/>
-          <w:sz w:val="20"/>
-          <w:szCs w:val="20"/>
+          <w:sz w:val="19"/>
+          <w:szCs w:val="19"/>
         </w:rPr>
         <w:t xml:space="preserve">Ensure that all workplace injuries, no matter how minor, are reported immediately.</w:t>
       </w:r>
@@ -1215,14 +1087,14 @@
           <w:ilvl w:val="0"/>
           <w:numId w:val="2"/>
         </w:numPr>
-        <w:spacing w:after="60" w:line="268"/>
+        <w:spacing w:after="40" w:line="246"/>
         <w:jc w:val="both"/>
       </w:pPr>
       <w:r>
         <w:rPr>
           <w:rFonts w:ascii="Tahoma" w:cs="Tahoma" w:eastAsia="Tahoma" w:hAnsi="Tahoma"/>
-          <w:sz w:val="20"/>
-          <w:szCs w:val="20"/>
+          <w:sz w:val="19"/>
+          <w:szCs w:val="19"/>
         </w:rPr>
         <w:t xml:space="preserve">Provide accurate and detailed records of incidents that are vital for monitoring and updating the health and safety management system.</w:t>
       </w:r>
@@ -1234,14 +1106,14 @@
           <w:ilvl w:val="0"/>
           <w:numId w:val="2"/>
         </w:numPr>
-        <w:spacing w:after="60" w:line="268"/>
+        <w:spacing w:after="40" w:line="246"/>
         <w:jc w:val="both"/>
       </w:pPr>
       <w:r>
         <w:rPr>
           <w:rFonts w:ascii="Tahoma" w:cs="Tahoma" w:eastAsia="Tahoma" w:hAnsi="Tahoma"/>
-          <w:sz w:val="20"/>
-          <w:szCs w:val="20"/>
+          <w:sz w:val="19"/>
+          <w:szCs w:val="19"/>
         </w:rPr>
         <w:t xml:space="preserve">Ensure that employees follow the health, safety and environmental policy, with disciplinary action for non-compliance.</w:t>
       </w:r>
@@ -1253,16 +1125,16 @@
           <w:ilvl w:val="0"/>
           <w:numId w:val="2"/>
         </w:numPr>
-        <w:spacing w:after="60" w:line="268"/>
+        <w:spacing w:after="40" w:line="246"/>
         <w:jc w:val="both"/>
       </w:pPr>
       <w:r>
         <w:rPr>
           <w:rFonts w:ascii="Tahoma" w:cs="Tahoma" w:eastAsia="Tahoma" w:hAnsi="Tahoma"/>
-          <w:sz w:val="20"/>
-          <w:szCs w:val="20"/>
-        </w:rPr>
-        <w:t xml:space="preserve">Provide and maintain adequate welfare facilities — including clean drinking water, sanitation, washing and rest areas, hygienic eating facilities and, where applicable, suitable worker accommodation — and manage these facilities responsibly to reduce water, energy and waste impacts.</w:t>
+          <w:sz w:val="19"/>
+          <w:szCs w:val="19"/>
+        </w:rPr>
+        <w:t xml:space="preserve">Provide and maintain adequate welfare facilities — clean drinking water, sanitation, washing and rest areas, hygienic eating facilities and, where applicable, suitable worker accommodation — and manage them responsibly to reduce water, energy and waste impacts.</w:t>
       </w:r>
     </w:p>
     <w:p>
@@ -1272,16 +1144,16 @@
           <w:ilvl w:val="0"/>
           <w:numId w:val="2"/>
         </w:numPr>
-        <w:spacing w:after="60" w:line="268"/>
+        <w:spacing w:after="40" w:line="246"/>
         <w:jc w:val="both"/>
       </w:pPr>
       <w:r>
         <w:rPr>
           <w:rFonts w:ascii="Tahoma" w:cs="Tahoma" w:eastAsia="Tahoma" w:hAnsi="Tahoma"/>
-          <w:sz w:val="20"/>
-          <w:szCs w:val="20"/>
-        </w:rPr>
-        <w:t xml:space="preserve">Safeguard the physical and mental well-being of our workforce by managing occupational health, hygiene, heat stress, fatigue and psychosocial risks, and by providing access to first aid and occupational-health support.</w:t>
+          <w:sz w:val="19"/>
+          <w:szCs w:val="19"/>
+        </w:rPr>
+        <w:t xml:space="preserve">Safeguard the physical and mental well-being of our workforce by managing occupational health, hygiene, heat stress, fatigue and psychosocial risks, and providing access to first aid and occupational-health support.</w:t>
       </w:r>
     </w:p>
     <w:p>
@@ -1291,14 +1163,14 @@
           <w:ilvl w:val="0"/>
           <w:numId w:val="2"/>
         </w:numPr>
-        <w:spacing w:after="60" w:line="268"/>
+        <w:spacing w:after="40" w:line="246"/>
         <w:jc w:val="both"/>
       </w:pPr>
       <w:r>
         <w:rPr>
           <w:rFonts w:ascii="Tahoma" w:cs="Tahoma" w:eastAsia="Tahoma" w:hAnsi="Tahoma"/>
-          <w:sz w:val="20"/>
-          <w:szCs w:val="20"/>
+          <w:sz w:val="19"/>
+          <w:szCs w:val="19"/>
         </w:rPr>
         <w:t xml:space="preserve">Promote a respectful and inclusive workplace, free from harassment and discrimination, that supports worker welfare, well-being and a healthy work-life balance.</w:t>
       </w:r>
@@ -1310,14 +1182,14 @@
           <w:ilvl w:val="0"/>
           <w:numId w:val="2"/>
         </w:numPr>
-        <w:spacing w:after="60" w:line="268"/>
+        <w:spacing w:after="40" w:line="246"/>
         <w:jc w:val="both"/>
       </w:pPr>
       <w:r>
         <w:rPr>
           <w:rFonts w:ascii="Tahoma" w:cs="Tahoma" w:eastAsia="Tahoma" w:hAnsi="Tahoma"/>
-          <w:sz w:val="20"/>
-          <w:szCs w:val="20"/>
+          <w:sz w:val="19"/>
+          <w:szCs w:val="19"/>
         </w:rPr>
         <w:t xml:space="preserve">Consult and actively involve workers and their representatives in matters affecting their health, safety, welfare and well-being.</w:t>
       </w:r>
@@ -1329,379 +1201,77 @@
           <w:ilvl w:val="0"/>
           <w:numId w:val="2"/>
         </w:numPr>
-        <w:spacing w:after="60" w:line="268"/>
+        <w:spacing w:after="40" w:line="246"/>
         <w:jc w:val="both"/>
       </w:pPr>
       <w:r>
         <w:rPr>
           <w:rFonts w:ascii="Tahoma" w:cs="Tahoma" w:eastAsia="Tahoma" w:hAnsi="Tahoma"/>
-          <w:sz w:val="20"/>
-          <w:szCs w:val="20"/>
+          <w:sz w:val="19"/>
+          <w:szCs w:val="19"/>
         </w:rPr>
         <w:t xml:space="preserve">Pursue continual improvement in health, safety and environment, and update the management system as needed.</w:t>
       </w:r>
     </w:p>
     <w:p>
       <w:pPr>
-        <w:pStyle w:val="Heading1"/>
-      </w:pPr>
-      <w:bookmarkStart w:id="9002" w:name="_DanToc9002"/>
-      <w:r>
-        <w:t xml:space="preserve">Implementation, Review and Communication</w:t>
-      </w:r>
-      <w:bookmarkEnd w:id="9002"/>
-    </w:p>
-    <w:p>
-      <w:pPr>
-        <w:spacing w:after="120" w:line="276"/>
+        <w:spacing w:after="100" w:line="252"/>
         <w:jc w:val="both"/>
       </w:pPr>
       <w:r>
         <w:rPr>
           <w:rFonts w:ascii="Tahoma" w:cs="Tahoma" w:eastAsia="Tahoma" w:hAnsi="Tahoma"/>
-          <w:sz w:val="20"/>
-          <w:szCs w:val="20"/>
+          <w:sz w:val="19"/>
+          <w:szCs w:val="19"/>
         </w:rPr>
         <w:t xml:space="preserve">This policy demonstrates our strong commitment to health, safety and environmental management systems. It will be regularly reviewed and updated to stay effective and relevant. The policy will be communicated to all employees, contractors, and stakeholders to ensure a unified commitment to achieving our objectives.</w:t>
       </w:r>
     </w:p>
     <w:p>
       <w:pPr>
-        <w:spacing w:after="60"/>
-      </w:pPr>
-      <w:r>
-        <w:rPr>
-          <w:sz w:val="2"/>
-          <w:szCs w:val="2"/>
-        </w:rPr>
-        <w:t xml:space="preserve"/>
-      </w:r>
-    </w:p>
-    <w:p>
-      <w:pPr>
-        <w:keepNext/>
-        <w:spacing w:after="80" w:before="160"/>
+        <w:spacing w:after="20" w:before="160"/>
       </w:pPr>
       <w:r>
         <w:rPr>
           <w:rFonts w:ascii="Tahoma" w:cs="Tahoma" w:eastAsia="Tahoma" w:hAnsi="Tahoma"/>
           <w:b/>
           <w:bCs/>
-          <w:color w:val="B5692B"/>
-          <w:sz w:val="20"/>
-          <w:szCs w:val="20"/>
+          <w:color w:val="542A12"/>
+          <w:sz w:val="19"/>
+          <w:szCs w:val="19"/>
         </w:rPr>
         <w:t xml:space="preserve">Signed for and on behalf of DAN Company</w:t>
       </w:r>
     </w:p>
     <w:p>
       <w:pPr>
-        <w:spacing w:after="120" w:line="276"/>
-        <w:jc w:val="both"/>
-      </w:pPr>
-      <w:r>
-        <w:rPr>
-          <w:rFonts w:ascii="Tahoma" w:cs="Tahoma" w:eastAsia="Tahoma" w:hAnsi="Tahoma"/>
-          <w:sz w:val="20"/>
-          <w:szCs w:val="20"/>
+        <w:spacing w:after="0" w:line="264"/>
+      </w:pPr>
+      <w:r>
+        <w:rPr>
+          <w:rFonts w:ascii="Tahoma" w:cs="Tahoma" w:eastAsia="Tahoma" w:hAnsi="Tahoma"/>
+          <w:b/>
+          <w:bCs/>
+          <w:sz w:val="19"/>
+          <w:szCs w:val="19"/>
         </w:rPr>
         <w:t xml:space="preserve">Abdulrahman Aba Alkhail  —  Chief Executive Officer</w:t>
       </w:r>
     </w:p>
     <w:p>
       <w:pPr>
-        <w:spacing w:after="120" w:line="276"/>
-        <w:jc w:val="both"/>
-      </w:pPr>
-      <w:r>
-        <w:rPr>
-          <w:rFonts w:ascii="Tahoma" w:cs="Tahoma" w:eastAsia="Tahoma" w:hAnsi="Tahoma"/>
-          <w:sz w:val="20"/>
-          <w:szCs w:val="20"/>
+        <w:spacing w:before="60"/>
+      </w:pPr>
+      <w:r>
+        <w:rPr>
+          <w:rFonts w:ascii="Tahoma" w:cs="Tahoma" w:eastAsia="Tahoma" w:hAnsi="Tahoma"/>
+          <w:color w:val="555555"/>
+          <w:sz w:val="18"/>
+          <w:szCs w:val="18"/>
         </w:rPr>
         <w:t xml:space="preserve">Signature: ____________________          Date: 01 June 2026</w:t>
       </w:r>
     </w:p>
-    <w:p>
-      <w:pPr>
-        <w:pStyle w:val="Heading1"/>
-      </w:pPr>
-      <w:bookmarkStart w:id="9003" w:name="_DanToc9003"/>
-      <w:r>
-        <w:t xml:space="preserve">Revision History</w:t>
-      </w:r>
-      <w:bookmarkEnd w:id="9003"/>
-    </w:p>
-    <w:tbl>
-      <w:tblPr>
-        <w:tblW w:type="dxa" w:w="9360"/>
-        <w:tblBorders>
-          <w:top w:val="single" w:color="auto" w:sz="4"/>
-          <w:left w:val="single" w:color="auto" w:sz="4"/>
-          <w:bottom w:val="single" w:color="auto" w:sz="4"/>
-          <w:right w:val="single" w:color="auto" w:sz="4"/>
-          <w:insideH w:val="single" w:color="auto" w:sz="4"/>
-          <w:insideV w:val="single" w:color="auto" w:sz="4"/>
-        </w:tblBorders>
-      </w:tblPr>
-      <w:tblGrid>
-        <w:gridCol w:w="1000"/>
-        <w:gridCol w:w="1500"/>
-        <w:gridCol w:w="4460"/>
-        <w:gridCol w:w="2400"/>
-      </w:tblGrid>
-      <w:tr>
-        <w:trPr>
-          <w:tblHeader/>
-        </w:trPr>
-        <w:tc>
-          <w:tcPr>
-            <w:tcW w:type="dxa" w:w="1000"/>
-            <w:tcBorders>
-              <w:top w:val="single" w:color="BFB3AA" w:sz="4"/>
-              <w:left w:val="single" w:color="BFB3AA" w:sz="4"/>
-              <w:bottom w:val="single" w:color="BFB3AA" w:sz="4"/>
-              <w:right w:val="single" w:color="BFB3AA" w:sz="4"/>
-            </w:tcBorders>
-            <w:shd w:fill="542A12" w:color="auto" w:val="clear"/>
-            <w:tcMar>
-              <w:top w:type="dxa" w:w="60"/>
-              <w:left w:type="dxa" w:w="120"/>
-              <w:bottom w:type="dxa" w:w="60"/>
-              <w:right w:type="dxa" w:w="120"/>
-            </w:tcMar>
-            <w:vAlign w:val="center"/>
-          </w:tcPr>
-          <w:p>
-            <w:r>
-              <w:rPr>
-                <w:rFonts w:ascii="Tahoma" w:cs="Tahoma" w:eastAsia="Tahoma" w:hAnsi="Tahoma"/>
-                <w:b/>
-                <w:bCs/>
-                <w:color w:val="FFFFFF"/>
-                <w:sz w:val="18"/>
-                <w:szCs w:val="18"/>
-              </w:rPr>
-              <w:t xml:space="preserve">Rev.</w:t>
-            </w:r>
-          </w:p>
-        </w:tc>
-        <w:tc>
-          <w:tcPr>
-            <w:tcW w:type="dxa" w:w="1500"/>
-            <w:tcBorders>
-              <w:top w:val="single" w:color="BFB3AA" w:sz="4"/>
-              <w:left w:val="single" w:color="BFB3AA" w:sz="4"/>
-              <w:bottom w:val="single" w:color="BFB3AA" w:sz="4"/>
-              <w:right w:val="single" w:color="BFB3AA" w:sz="4"/>
-            </w:tcBorders>
-            <w:shd w:fill="542A12" w:color="auto" w:val="clear"/>
-            <w:tcMar>
-              <w:top w:type="dxa" w:w="60"/>
-              <w:left w:type="dxa" w:w="120"/>
-              <w:bottom w:type="dxa" w:w="60"/>
-              <w:right w:type="dxa" w:w="120"/>
-            </w:tcMar>
-            <w:vAlign w:val="center"/>
-          </w:tcPr>
-          <w:p>
-            <w:r>
-              <w:rPr>
-                <w:rFonts w:ascii="Tahoma" w:cs="Tahoma" w:eastAsia="Tahoma" w:hAnsi="Tahoma"/>
-                <w:b/>
-                <w:bCs/>
-                <w:color w:val="FFFFFF"/>
-                <w:sz w:val="18"/>
-                <w:szCs w:val="18"/>
-              </w:rPr>
-              <w:t xml:space="preserve">Date</w:t>
-            </w:r>
-          </w:p>
-        </w:tc>
-        <w:tc>
-          <w:tcPr>
-            <w:tcW w:type="dxa" w:w="4460"/>
-            <w:tcBorders>
-              <w:top w:val="single" w:color="BFB3AA" w:sz="4"/>
-              <w:left w:val="single" w:color="BFB3AA" w:sz="4"/>
-              <w:bottom w:val="single" w:color="BFB3AA" w:sz="4"/>
-              <w:right w:val="single" w:color="BFB3AA" w:sz="4"/>
-            </w:tcBorders>
-            <w:shd w:fill="542A12" w:color="auto" w:val="clear"/>
-            <w:tcMar>
-              <w:top w:type="dxa" w:w="60"/>
-              <w:left w:type="dxa" w:w="120"/>
-              <w:bottom w:type="dxa" w:w="60"/>
-              <w:right w:type="dxa" w:w="120"/>
-            </w:tcMar>
-            <w:vAlign w:val="center"/>
-          </w:tcPr>
-          <w:p>
-            <w:r>
-              <w:rPr>
-                <w:rFonts w:ascii="Tahoma" w:cs="Tahoma" w:eastAsia="Tahoma" w:hAnsi="Tahoma"/>
-                <w:b/>
-                <w:bCs/>
-                <w:color w:val="FFFFFF"/>
-                <w:sz w:val="18"/>
-                <w:szCs w:val="18"/>
-              </w:rPr>
-              <w:t xml:space="preserve">Description of Change</w:t>
-            </w:r>
-          </w:p>
-        </w:tc>
-        <w:tc>
-          <w:tcPr>
-            <w:tcW w:type="dxa" w:w="2400"/>
-            <w:tcBorders>
-              <w:top w:val="single" w:color="BFB3AA" w:sz="4"/>
-              <w:left w:val="single" w:color="BFB3AA" w:sz="4"/>
-              <w:bottom w:val="single" w:color="BFB3AA" w:sz="4"/>
-              <w:right w:val="single" w:color="BFB3AA" w:sz="4"/>
-            </w:tcBorders>
-            <w:shd w:fill="542A12" w:color="auto" w:val="clear"/>
-            <w:tcMar>
-              <w:top w:type="dxa" w:w="60"/>
-              <w:left w:type="dxa" w:w="120"/>
-              <w:bottom w:type="dxa" w:w="60"/>
-              <w:right w:type="dxa" w:w="120"/>
-            </w:tcMar>
-            <w:vAlign w:val="center"/>
-          </w:tcPr>
-          <w:p>
-            <w:r>
-              <w:rPr>
-                <w:rFonts w:ascii="Tahoma" w:cs="Tahoma" w:eastAsia="Tahoma" w:hAnsi="Tahoma"/>
-                <w:b/>
-                <w:bCs/>
-                <w:color w:val="FFFFFF"/>
-                <w:sz w:val="18"/>
-                <w:szCs w:val="18"/>
-              </w:rPr>
-              <w:t xml:space="preserve">Approved By</w:t>
-            </w:r>
-          </w:p>
-        </w:tc>
-      </w:tr>
-      <w:tr>
-        <w:tc>
-          <w:tcPr>
-            <w:tcW w:type="dxa" w:w="1000"/>
-            <w:tcBorders>
-              <w:top w:val="single" w:color="BFB3AA" w:sz="4"/>
-              <w:left w:val="single" w:color="BFB3AA" w:sz="4"/>
-              <w:bottom w:val="single" w:color="BFB3AA" w:sz="4"/>
-              <w:right w:val="single" w:color="BFB3AA" w:sz="4"/>
-            </w:tcBorders>
-            <w:tcMar>
-              <w:top w:type="dxa" w:w="60"/>
-              <w:left w:type="dxa" w:w="120"/>
-              <w:bottom w:type="dxa" w:w="60"/>
-              <w:right w:type="dxa" w:w="120"/>
-            </w:tcMar>
-            <w:vAlign w:val="center"/>
-          </w:tcPr>
-          <w:p>
-            <w:r>
-              <w:rPr>
-                <w:rFonts w:ascii="Tahoma" w:cs="Tahoma" w:eastAsia="Tahoma" w:hAnsi="Tahoma"/>
-                <w:color w:val="222222"/>
-                <w:sz w:val="18"/>
-                <w:szCs w:val="18"/>
-              </w:rPr>
-              <w:t xml:space="preserve">R01</w:t>
-            </w:r>
-          </w:p>
-        </w:tc>
-        <w:tc>
-          <w:tcPr>
-            <w:tcW w:type="dxa" w:w="1500"/>
-            <w:tcBorders>
-              <w:top w:val="single" w:color="BFB3AA" w:sz="4"/>
-              <w:left w:val="single" w:color="BFB3AA" w:sz="4"/>
-              <w:bottom w:val="single" w:color="BFB3AA" w:sz="4"/>
-              <w:right w:val="single" w:color="BFB3AA" w:sz="4"/>
-            </w:tcBorders>
-            <w:tcMar>
-              <w:top w:type="dxa" w:w="60"/>
-              <w:left w:type="dxa" w:w="120"/>
-              <w:bottom w:type="dxa" w:w="60"/>
-              <w:right w:type="dxa" w:w="120"/>
-            </w:tcMar>
-            <w:vAlign w:val="center"/>
-          </w:tcPr>
-          <w:p>
-            <w:r>
-              <w:rPr>
-                <w:rFonts w:ascii="Tahoma" w:cs="Tahoma" w:eastAsia="Tahoma" w:hAnsi="Tahoma"/>
-                <w:color w:val="222222"/>
-                <w:sz w:val="18"/>
-                <w:szCs w:val="18"/>
-              </w:rPr>
-              <w:t xml:space="preserve">June 2026</w:t>
-            </w:r>
-          </w:p>
-        </w:tc>
-        <w:tc>
-          <w:tcPr>
-            <w:tcW w:type="dxa" w:w="4460"/>
-            <w:tcBorders>
-              <w:top w:val="single" w:color="BFB3AA" w:sz="4"/>
-              <w:left w:val="single" w:color="BFB3AA" w:sz="4"/>
-              <w:bottom w:val="single" w:color="BFB3AA" w:sz="4"/>
-              <w:right w:val="single" w:color="BFB3AA" w:sz="4"/>
-            </w:tcBorders>
-            <w:tcMar>
-              <w:top w:type="dxa" w:w="60"/>
-              <w:left w:type="dxa" w:w="120"/>
-              <w:bottom w:type="dxa" w:w="60"/>
-              <w:right w:type="dxa" w:w="120"/>
-            </w:tcMar>
-            <w:vAlign w:val="center"/>
-          </w:tcPr>
-          <w:p>
-            <w:r>
-              <w:rPr>
-                <w:rFonts w:ascii="Tahoma" w:cs="Tahoma" w:eastAsia="Tahoma" w:hAnsi="Tahoma"/>
-                <w:color w:val="222222"/>
-                <w:sz w:val="18"/>
-                <w:szCs w:val="18"/>
-              </w:rPr>
-              <w:t xml:space="preserve">HSE &amp; Welfare Policy issued and made active (effective 01.06.2026); welfare, worker well-being, inclusion and worker-consultation commitments included.</w:t>
-            </w:r>
-          </w:p>
-        </w:tc>
-        <w:tc>
-          <w:tcPr>
-            <w:tcW w:type="dxa" w:w="2400"/>
-            <w:tcBorders>
-              <w:top w:val="single" w:color="BFB3AA" w:sz="4"/>
-              <w:left w:val="single" w:color="BFB3AA" w:sz="4"/>
-              <w:bottom w:val="single" w:color="BFB3AA" w:sz="4"/>
-              <w:right w:val="single" w:color="BFB3AA" w:sz="4"/>
-            </w:tcBorders>
-            <w:tcMar>
-              <w:top w:type="dxa" w:w="60"/>
-              <w:left w:type="dxa" w:w="120"/>
-              <w:bottom w:type="dxa" w:w="60"/>
-              <w:right w:type="dxa" w:w="120"/>
-            </w:tcMar>
-            <w:vAlign w:val="center"/>
-          </w:tcPr>
-          <w:p>
-            <w:r>
-              <w:rPr>
-                <w:rFonts w:ascii="Tahoma" w:cs="Tahoma" w:eastAsia="Tahoma" w:hAnsi="Tahoma"/>
-                <w:color w:val="222222"/>
-                <w:sz w:val="18"/>
-                <w:szCs w:val="18"/>
-              </w:rPr>
-              <w:t xml:space="preserve">Chief Executive Officer</w:t>
-            </w:r>
-          </w:p>
-        </w:tc>
-      </w:tr>
-    </w:tbl>
     <w:sectPr>
       <w:headerReference w:type="default" r:id="rId7"/>
       <w:footerReference w:type="default" r:id="rId8"/>

--- a/New HSSE Management System 2026/02-Leadership/DAN-IMS-POL-002__Jun_2026_HSE_and_Welfare_Policy.docx
+++ b/New HSSE Management System 2026/02-Leadership/DAN-IMS-POL-002__Jun_2026_HSE_and_Welfare_Policy.docx
@@ -959,7 +959,24 @@
     </w:p>
     <w:p>
       <w:pPr>
-        <w:spacing w:after="100" w:line="252"/>
+        <w:keepNext/>
+        <w:spacing w:after="80" w:before="160"/>
+      </w:pPr>
+      <w:r>
+        <w:rPr>
+          <w:rFonts w:ascii="Tahoma" w:cs="Tahoma" w:eastAsia="Tahoma" w:hAnsi="Tahoma"/>
+          <w:b/>
+          <w:bCs/>
+          <w:color w:val="B5692B"/>
+          <w:sz w:val="20"/>
+          <w:szCs w:val="20"/>
+        </w:rPr>
+        <w:t xml:space="preserve">Scope</w:t>
+      </w:r>
+    </w:p>
+    <w:p>
+      <w:pPr>
+        <w:spacing w:after="100" w:line="250"/>
         <w:jc w:val="both"/>
       </w:pPr>
       <w:r>
@@ -968,12 +985,29 @@
           <w:sz w:val="19"/>
           <w:szCs w:val="19"/>
         </w:rPr>
-        <w:t xml:space="preserve">DAN Company is committed to delivering its services in a manner that protects the health, safety and welfare of employees, contractors, and stakeholders, while safeguarding the environment. Through the continual improvement of our processes, services, and management systems, we aim to achieve our objectives in accordance with internationally recognized standards, including ISO 14001:2015 and ISO 45001:2018, ensuring sustainable performance, compliance, and operational excellence.</w:t>
-      </w:r>
-    </w:p>
-    <w:p>
-      <w:pPr>
-        <w:spacing w:after="100" w:line="252"/>
+        <w:t xml:space="preserve">This policy applies to DAN Company and all its projects, operations and facilities, and to all employees, managers, contractors, subcontractors and their workers, and visitors, wherever DAN has management control. It is a contractual reference for the Project Management Consultant (PMC) and Contractors and is communicated across the workforce.</w:t>
+      </w:r>
+    </w:p>
+    <w:p>
+      <w:pPr>
+        <w:keepNext/>
+        <w:spacing w:after="80" w:before="160"/>
+      </w:pPr>
+      <w:r>
+        <w:rPr>
+          <w:rFonts w:ascii="Tahoma" w:cs="Tahoma" w:eastAsia="Tahoma" w:hAnsi="Tahoma"/>
+          <w:b/>
+          <w:bCs/>
+          <w:color w:val="B5692B"/>
+          <w:sz w:val="20"/>
+          <w:szCs w:val="20"/>
+        </w:rPr>
+        <w:t xml:space="preserve">Policy Statement</w:t>
+      </w:r>
+    </w:p>
+    <w:p>
+      <w:pPr>
+        <w:spacing w:after="100" w:line="250"/>
         <w:jc w:val="both"/>
       </w:pPr>
       <w:r>
@@ -982,7 +1016,69 @@
           <w:sz w:val="19"/>
           <w:szCs w:val="19"/>
         </w:rPr>
-        <w:t xml:space="preserve">Through this policy, we affirm our commitment to fully implement the health, safety and environmental management systems and ensure compliance with their requirements. This includes our commitment to:</w:t>
+        <w:t xml:space="preserve">DAN Company is committed to delivering its services in a manner that protects the health, safety and welfare of employees, contractors, and stakeholders, while safeguarding the environment. Through the continual improvement of our processes, services, and management systems, we aim to achieve our objectives in accordance with internationally recognized standards, including ISO 14001:2015 and ISO 45001:2018, ensuring sustainable performance, compliance, and operational excellence.</w:t>
+      </w:r>
+    </w:p>
+    <w:p>
+      <w:pPr>
+        <w:keepNext/>
+        <w:spacing w:after="80" w:before="160"/>
+      </w:pPr>
+      <w:r>
+        <w:rPr>
+          <w:rFonts w:ascii="Tahoma" w:cs="Tahoma" w:eastAsia="Tahoma" w:hAnsi="Tahoma"/>
+          <w:b/>
+          <w:bCs/>
+          <w:color w:val="B5692B"/>
+          <w:sz w:val="20"/>
+          <w:szCs w:val="20"/>
+        </w:rPr>
+        <w:t xml:space="preserve">Leadership Accountability</w:t>
+      </w:r>
+    </w:p>
+    <w:p>
+      <w:pPr>
+        <w:spacing w:after="100" w:line="250"/>
+        <w:jc w:val="both"/>
+      </w:pPr>
+      <w:r>
+        <w:rPr>
+          <w:rFonts w:ascii="Tahoma" w:cs="Tahoma" w:eastAsia="Tahoma" w:hAnsi="Tahoma"/>
+          <w:sz w:val="19"/>
+          <w:szCs w:val="19"/>
+        </w:rPr>
+        <w:t xml:space="preserve">DAN's senior management, led by the Chief Executive Officer, is directly accountable for establishing, resourcing, leading and continually overseeing the HSE &amp; Welfare management system and its performance — not merely for committing to it in principle. Leadership owns this system; it is led from the top and supported by clearly assigned responsibilities across managers, employees and contractors.</w:t>
+      </w:r>
+    </w:p>
+    <w:p>
+      <w:pPr>
+        <w:keepNext/>
+        <w:spacing w:after="80" w:before="160"/>
+      </w:pPr>
+      <w:r>
+        <w:rPr>
+          <w:rFonts w:ascii="Tahoma" w:cs="Tahoma" w:eastAsia="Tahoma" w:hAnsi="Tahoma"/>
+          <w:b/>
+          <w:bCs/>
+          <w:color w:val="B5692B"/>
+          <w:sz w:val="20"/>
+          <w:szCs w:val="20"/>
+        </w:rPr>
+        <w:t xml:space="preserve">Our HSE &amp; Welfare Commitments</w:t>
+      </w:r>
+    </w:p>
+    <w:p>
+      <w:pPr>
+        <w:spacing w:after="100" w:line="250"/>
+        <w:jc w:val="both"/>
+      </w:pPr>
+      <w:r>
+        <w:rPr>
+          <w:rFonts w:ascii="Tahoma" w:cs="Tahoma" w:eastAsia="Tahoma" w:hAnsi="Tahoma"/>
+          <w:sz w:val="19"/>
+          <w:szCs w:val="19"/>
+        </w:rPr>
+        <w:t xml:space="preserve">We affirm our commitment to fully implement the health, safety, environmental and welfare management system and ensure compliance with its requirements. This includes our commitment to:</w:t>
       </w:r>
     </w:p>
     <w:p>
@@ -992,16 +1088,16 @@
           <w:ilvl w:val="0"/>
           <w:numId w:val="2"/>
         </w:numPr>
-        <w:spacing w:after="40" w:line="246"/>
+        <w:spacing w:after="34" w:line="242"/>
         <w:jc w:val="both"/>
       </w:pPr>
       <w:r>
         <w:rPr>
           <w:rFonts w:ascii="Tahoma" w:cs="Tahoma" w:eastAsia="Tahoma" w:hAnsi="Tahoma"/>
-          <w:sz w:val="19"/>
-          <w:szCs w:val="19"/>
-        </w:rPr>
-        <w:t xml:space="preserve">Comply with all laws and regulations and adopt international best practices when local laws are insufficient.</w:t>
+          <w:sz w:val="18"/>
+          <w:szCs w:val="18"/>
+        </w:rPr>
+        <w:t xml:space="preserve">Eliminate hazards and reduce occupational health and safety risks by applying the hierarchy of controls.</w:t>
       </w:r>
     </w:p>
     <w:p>
@@ -1011,16 +1107,16 @@
           <w:ilvl w:val="0"/>
           <w:numId w:val="2"/>
         </w:numPr>
-        <w:spacing w:after="40" w:line="246"/>
+        <w:spacing w:after="34" w:line="242"/>
         <w:jc w:val="both"/>
       </w:pPr>
       <w:r>
         <w:rPr>
           <w:rFonts w:ascii="Tahoma" w:cs="Tahoma" w:eastAsia="Tahoma" w:hAnsi="Tahoma"/>
-          <w:sz w:val="19"/>
-          <w:szCs w:val="19"/>
-        </w:rPr>
-        <w:t xml:space="preserve">Ensure that employees receive the necessary equipment, information, training, and supervision to meet policy objectives.</w:t>
+          <w:sz w:val="18"/>
+          <w:szCs w:val="18"/>
+        </w:rPr>
+        <w:t xml:space="preserve">Set, monitor and review measurable HSE objectives and targets, and continually improve performance against them.</w:t>
       </w:r>
     </w:p>
     <w:p>
@@ -1030,16 +1126,16 @@
           <w:ilvl w:val="0"/>
           <w:numId w:val="2"/>
         </w:numPr>
-        <w:spacing w:after="40" w:line="246"/>
+        <w:spacing w:after="34" w:line="242"/>
         <w:jc w:val="both"/>
       </w:pPr>
       <w:r>
         <w:rPr>
           <w:rFonts w:ascii="Tahoma" w:cs="Tahoma" w:eastAsia="Tahoma" w:hAnsi="Tahoma"/>
-          <w:sz w:val="19"/>
-          <w:szCs w:val="19"/>
-        </w:rPr>
-        <w:t xml:space="preserve">Provide adequate resources to address health and safety needs.</w:t>
+          <w:sz w:val="18"/>
+          <w:szCs w:val="18"/>
+        </w:rPr>
+        <w:t xml:space="preserve">Comply with all applicable laws and regulations, and adopt international best practices when local laws are insufficient.</w:t>
       </w:r>
     </w:p>
     <w:p>
@@ -1049,16 +1145,16 @@
           <w:ilvl w:val="0"/>
           <w:numId w:val="2"/>
         </w:numPr>
-        <w:spacing w:after="40" w:line="246"/>
+        <w:spacing w:after="34" w:line="242"/>
         <w:jc w:val="both"/>
       </w:pPr>
       <w:r>
         <w:rPr>
           <w:rFonts w:ascii="Tahoma" w:cs="Tahoma" w:eastAsia="Tahoma" w:hAnsi="Tahoma"/>
-          <w:sz w:val="19"/>
-          <w:szCs w:val="19"/>
-        </w:rPr>
-        <w:t xml:space="preserve">Encourage active employee participation in health and safety matters, promoting communication and shared responsibility for well-being.</w:t>
+          <w:sz w:val="18"/>
+          <w:szCs w:val="18"/>
+        </w:rPr>
+        <w:t xml:space="preserve">Provide the necessary equipment, information, training, supervision and resources to meet these objectives and to address health and safety needs.</w:t>
       </w:r>
     </w:p>
     <w:p>
@@ -1068,16 +1164,16 @@
           <w:ilvl w:val="0"/>
           <w:numId w:val="2"/>
         </w:numPr>
-        <w:spacing w:after="40" w:line="246"/>
+        <w:spacing w:after="34" w:line="242"/>
         <w:jc w:val="both"/>
       </w:pPr>
       <w:r>
         <w:rPr>
           <w:rFonts w:ascii="Tahoma" w:cs="Tahoma" w:eastAsia="Tahoma" w:hAnsi="Tahoma"/>
-          <w:sz w:val="19"/>
-          <w:szCs w:val="19"/>
-        </w:rPr>
-        <w:t xml:space="preserve">Ensure that all workplace injuries, no matter how minor, are reported immediately.</w:t>
+          <w:sz w:val="18"/>
+          <w:szCs w:val="18"/>
+        </w:rPr>
+        <w:t xml:space="preserve">Encourage active worker participation in health and safety matters, promoting communication and shared responsibility for well-being.</w:t>
       </w:r>
     </w:p>
     <w:p>
@@ -1087,16 +1183,16 @@
           <w:ilvl w:val="0"/>
           <w:numId w:val="2"/>
         </w:numPr>
-        <w:spacing w:after="40" w:line="246"/>
+        <w:spacing w:after="34" w:line="242"/>
         <w:jc w:val="both"/>
       </w:pPr>
       <w:r>
         <w:rPr>
           <w:rFonts w:ascii="Tahoma" w:cs="Tahoma" w:eastAsia="Tahoma" w:hAnsi="Tahoma"/>
-          <w:sz w:val="19"/>
-          <w:szCs w:val="19"/>
-        </w:rPr>
-        <w:t xml:space="preserve">Provide accurate and detailed records of incidents that are vital for monitoring and updating the health and safety management system.</w:t>
+          <w:sz w:val="18"/>
+          <w:szCs w:val="18"/>
+        </w:rPr>
+        <w:t xml:space="preserve">Report all workplace injuries and incidents, however minor, immediately, and maintain accurate records to monitor and improve the management system.</w:t>
       </w:r>
     </w:p>
     <w:p>
@@ -1106,16 +1202,16 @@
           <w:ilvl w:val="0"/>
           <w:numId w:val="2"/>
         </w:numPr>
-        <w:spacing w:after="40" w:line="246"/>
+        <w:spacing w:after="34" w:line="242"/>
         <w:jc w:val="both"/>
       </w:pPr>
       <w:r>
         <w:rPr>
           <w:rFonts w:ascii="Tahoma" w:cs="Tahoma" w:eastAsia="Tahoma" w:hAnsi="Tahoma"/>
-          <w:sz w:val="19"/>
-          <w:szCs w:val="19"/>
-        </w:rPr>
-        <w:t xml:space="preserve">Ensure that employees follow the health, safety and environmental policy, with disciplinary action for non-compliance.</w:t>
+          <w:sz w:val="18"/>
+          <w:szCs w:val="18"/>
+        </w:rPr>
+        <w:t xml:space="preserve">Require everyone to follow the HSE &amp; Welfare policy and management system, with disciplinary action for non-compliance.</w:t>
       </w:r>
     </w:p>
     <w:p>
@@ -1125,14 +1221,14 @@
           <w:ilvl w:val="0"/>
           <w:numId w:val="2"/>
         </w:numPr>
-        <w:spacing w:after="40" w:line="246"/>
+        <w:spacing w:after="34" w:line="242"/>
         <w:jc w:val="both"/>
       </w:pPr>
       <w:r>
         <w:rPr>
           <w:rFonts w:ascii="Tahoma" w:cs="Tahoma" w:eastAsia="Tahoma" w:hAnsi="Tahoma"/>
-          <w:sz w:val="19"/>
-          <w:szCs w:val="19"/>
+          <w:sz w:val="18"/>
+          <w:szCs w:val="18"/>
         </w:rPr>
         <w:t xml:space="preserve">Provide and maintain adequate welfare facilities — clean drinking water, sanitation, washing and rest areas, hygienic eating facilities and, where applicable, suitable worker accommodation — and manage them responsibly to reduce water, energy and waste impacts.</w:t>
       </w:r>
@@ -1144,14 +1240,14 @@
           <w:ilvl w:val="0"/>
           <w:numId w:val="2"/>
         </w:numPr>
-        <w:spacing w:after="40" w:line="246"/>
+        <w:spacing w:after="34" w:line="242"/>
         <w:jc w:val="both"/>
       </w:pPr>
       <w:r>
         <w:rPr>
           <w:rFonts w:ascii="Tahoma" w:cs="Tahoma" w:eastAsia="Tahoma" w:hAnsi="Tahoma"/>
-          <w:sz w:val="19"/>
-          <w:szCs w:val="19"/>
+          <w:sz w:val="18"/>
+          <w:szCs w:val="18"/>
         </w:rPr>
         <w:t xml:space="preserve">Safeguard the physical and mental well-being of our workforce by managing occupational health, hygiene, heat stress, fatigue and psychosocial risks, and providing access to first aid and occupational-health support.</w:t>
       </w:r>
@@ -1163,16 +1259,16 @@
           <w:ilvl w:val="0"/>
           <w:numId w:val="2"/>
         </w:numPr>
-        <w:spacing w:after="40" w:line="246"/>
+        <w:spacing w:after="34" w:line="242"/>
         <w:jc w:val="both"/>
       </w:pPr>
       <w:r>
         <w:rPr>
           <w:rFonts w:ascii="Tahoma" w:cs="Tahoma" w:eastAsia="Tahoma" w:hAnsi="Tahoma"/>
-          <w:sz w:val="19"/>
-          <w:szCs w:val="19"/>
-        </w:rPr>
-        <w:t xml:space="preserve">Promote a respectful and inclusive workplace, free from harassment and discrimination, that supports worker welfare, well-being and a healthy work-life balance.</w:t>
+          <w:sz w:val="18"/>
+          <w:szCs w:val="18"/>
+        </w:rPr>
+        <w:t xml:space="preserve">Prohibit forced, bonded, compulsory and child labour and any form of modern slavery across DAN and its contractors, and protect workers' rights, dignity and freedom to raise concerns without reprisal.</w:t>
       </w:r>
     </w:p>
     <w:p>
@@ -1182,16 +1278,16 @@
           <w:ilvl w:val="0"/>
           <w:numId w:val="2"/>
         </w:numPr>
-        <w:spacing w:after="40" w:line="246"/>
+        <w:spacing w:after="34" w:line="242"/>
         <w:jc w:val="both"/>
       </w:pPr>
       <w:r>
         <w:rPr>
           <w:rFonts w:ascii="Tahoma" w:cs="Tahoma" w:eastAsia="Tahoma" w:hAnsi="Tahoma"/>
-          <w:sz w:val="19"/>
-          <w:szCs w:val="19"/>
-        </w:rPr>
-        <w:t xml:space="preserve">Consult and actively involve workers and their representatives in matters affecting their health, safety, welfare and well-being.</w:t>
+          <w:sz w:val="18"/>
+          <w:szCs w:val="18"/>
+        </w:rPr>
+        <w:t xml:space="preserve">Promote a respectful and inclusive workplace, free from harassment and discrimination, that supports worker welfare, well-being and a healthy work-life balance.</w:t>
       </w:r>
     </w:p>
     <w:p>
@@ -1201,7 +1297,400 @@
           <w:ilvl w:val="0"/>
           <w:numId w:val="2"/>
         </w:numPr>
-        <w:spacing w:after="40" w:line="246"/>
+        <w:spacing w:after="34" w:line="242"/>
+        <w:jc w:val="both"/>
+      </w:pPr>
+      <w:r>
+        <w:rPr>
+          <w:rFonts w:ascii="Tahoma" w:cs="Tahoma" w:eastAsia="Tahoma" w:hAnsi="Tahoma"/>
+          <w:sz w:val="18"/>
+          <w:szCs w:val="18"/>
+        </w:rPr>
+        <w:t xml:space="preserve">Consult and actively involve workers and their representatives in matters affecting their health, safety, welfare and well-being.</w:t>
+      </w:r>
+    </w:p>
+    <w:p>
+      <w:pPr>
+        <w:pStyle w:val="ListParagraph"/>
+        <w:numPr>
+          <w:ilvl w:val="0"/>
+          <w:numId w:val="2"/>
+        </w:numPr>
+        <w:spacing w:after="34" w:line="242"/>
+        <w:jc w:val="both"/>
+      </w:pPr>
+      <w:r>
+        <w:rPr>
+          <w:rFonts w:ascii="Tahoma" w:cs="Tahoma" w:eastAsia="Tahoma" w:hAnsi="Tahoma"/>
+          <w:sz w:val="18"/>
+          <w:szCs w:val="18"/>
+        </w:rPr>
+        <w:t xml:space="preserve">Pursue continual improvement in health, safety, environment and welfare, and update the management system as needed.</w:t>
+      </w:r>
+    </w:p>
+    <w:p>
+      <w:pPr>
+        <w:keepNext/>
+        <w:spacing w:after="80" w:before="160"/>
+      </w:pPr>
+      <w:r>
+        <w:rPr>
+          <w:rFonts w:ascii="Tahoma" w:cs="Tahoma" w:eastAsia="Tahoma" w:hAnsi="Tahoma"/>
+          <w:b/>
+          <w:bCs/>
+          <w:color w:val="B5692B"/>
+          <w:sz w:val="20"/>
+          <w:szCs w:val="20"/>
+        </w:rPr>
+        <w:t xml:space="preserve">Responsibilities</w:t>
+      </w:r>
+    </w:p>
+    <w:tbl>
+      <w:tblPr>
+        <w:tblW w:type="dxa" w:w="9360"/>
+        <w:tblBorders>
+          <w:top w:val="single" w:color="auto" w:sz="4"/>
+          <w:left w:val="single" w:color="auto" w:sz="4"/>
+          <w:bottom w:val="single" w:color="auto" w:sz="4"/>
+          <w:right w:val="single" w:color="auto" w:sz="4"/>
+          <w:insideH w:val="single" w:color="auto" w:sz="4"/>
+          <w:insideV w:val="single" w:color="auto" w:sz="4"/>
+        </w:tblBorders>
+      </w:tblPr>
+      <w:tblGrid>
+        <w:gridCol w:w="3000"/>
+        <w:gridCol w:w="6360"/>
+      </w:tblGrid>
+      <w:tr>
+        <w:trPr>
+          <w:tblHeader/>
+        </w:trPr>
+        <w:tc>
+          <w:tcPr>
+            <w:tcW w:type="dxa" w:w="3000"/>
+            <w:tcBorders>
+              <w:top w:val="single" w:color="BFB3AA" w:sz="4"/>
+              <w:left w:val="single" w:color="BFB3AA" w:sz="4"/>
+              <w:bottom w:val="single" w:color="BFB3AA" w:sz="4"/>
+              <w:right w:val="single" w:color="BFB3AA" w:sz="4"/>
+            </w:tcBorders>
+            <w:shd w:fill="542A12" w:color="auto" w:val="clear"/>
+            <w:tcMar>
+              <w:top w:type="dxa" w:w="60"/>
+              <w:left w:type="dxa" w:w="120"/>
+              <w:bottom w:type="dxa" w:w="60"/>
+              <w:right w:type="dxa" w:w="120"/>
+            </w:tcMar>
+            <w:vAlign w:val="center"/>
+          </w:tcPr>
+          <w:p>
+            <w:r>
+              <w:rPr>
+                <w:rFonts w:ascii="Tahoma" w:cs="Tahoma" w:eastAsia="Tahoma" w:hAnsi="Tahoma"/>
+                <w:b/>
+                <w:bCs/>
+                <w:color w:val="FFFFFF"/>
+                <w:sz w:val="18"/>
+                <w:szCs w:val="18"/>
+              </w:rPr>
+              <w:t xml:space="preserve">Role</w:t>
+            </w:r>
+          </w:p>
+        </w:tc>
+        <w:tc>
+          <w:tcPr>
+            <w:tcW w:type="dxa" w:w="6360"/>
+            <w:tcBorders>
+              <w:top w:val="single" w:color="BFB3AA" w:sz="4"/>
+              <w:left w:val="single" w:color="BFB3AA" w:sz="4"/>
+              <w:bottom w:val="single" w:color="BFB3AA" w:sz="4"/>
+              <w:right w:val="single" w:color="BFB3AA" w:sz="4"/>
+            </w:tcBorders>
+            <w:shd w:fill="542A12" w:color="auto" w:val="clear"/>
+            <w:tcMar>
+              <w:top w:type="dxa" w:w="60"/>
+              <w:left w:type="dxa" w:w="120"/>
+              <w:bottom w:type="dxa" w:w="60"/>
+              <w:right w:type="dxa" w:w="120"/>
+            </w:tcMar>
+            <w:vAlign w:val="center"/>
+          </w:tcPr>
+          <w:p>
+            <w:r>
+              <w:rPr>
+                <w:rFonts w:ascii="Tahoma" w:cs="Tahoma" w:eastAsia="Tahoma" w:hAnsi="Tahoma"/>
+                <w:b/>
+                <w:bCs/>
+                <w:color w:val="FFFFFF"/>
+                <w:sz w:val="18"/>
+                <w:szCs w:val="18"/>
+              </w:rPr>
+              <w:t xml:space="preserve">HSE &amp; Welfare responsibilities</w:t>
+            </w:r>
+          </w:p>
+        </w:tc>
+      </w:tr>
+      <w:tr>
+        <w:tc>
+          <w:tcPr>
+            <w:tcW w:type="dxa" w:w="3000"/>
+            <w:tcBorders>
+              <w:top w:val="single" w:color="BFB3AA" w:sz="4"/>
+              <w:left w:val="single" w:color="BFB3AA" w:sz="4"/>
+              <w:bottom w:val="single" w:color="BFB3AA" w:sz="4"/>
+              <w:right w:val="single" w:color="BFB3AA" w:sz="4"/>
+            </w:tcBorders>
+            <w:tcMar>
+              <w:top w:type="dxa" w:w="60"/>
+              <w:left w:type="dxa" w:w="120"/>
+              <w:bottom w:type="dxa" w:w="60"/>
+              <w:right w:type="dxa" w:w="120"/>
+            </w:tcMar>
+            <w:vAlign w:val="center"/>
+          </w:tcPr>
+          <w:p>
+            <w:r>
+              <w:rPr>
+                <w:rFonts w:ascii="Tahoma" w:cs="Tahoma" w:eastAsia="Tahoma" w:hAnsi="Tahoma"/>
+                <w:color w:val="222222"/>
+                <w:sz w:val="18"/>
+                <w:szCs w:val="18"/>
+              </w:rPr>
+              <w:t xml:space="preserve">Senior management / Leadership</w:t>
+            </w:r>
+          </w:p>
+        </w:tc>
+        <w:tc>
+          <w:tcPr>
+            <w:tcW w:type="dxa" w:w="6360"/>
+            <w:tcBorders>
+              <w:top w:val="single" w:color="BFB3AA" w:sz="4"/>
+              <w:left w:val="single" w:color="BFB3AA" w:sz="4"/>
+              <w:bottom w:val="single" w:color="BFB3AA" w:sz="4"/>
+              <w:right w:val="single" w:color="BFB3AA" w:sz="4"/>
+            </w:tcBorders>
+            <w:tcMar>
+              <w:top w:type="dxa" w:w="60"/>
+              <w:left w:type="dxa" w:w="120"/>
+              <w:bottom w:type="dxa" w:w="60"/>
+              <w:right w:type="dxa" w:w="120"/>
+            </w:tcMar>
+            <w:vAlign w:val="center"/>
+          </w:tcPr>
+          <w:p>
+            <w:r>
+              <w:rPr>
+                <w:rFonts w:ascii="Tahoma" w:cs="Tahoma" w:eastAsia="Tahoma" w:hAnsi="Tahoma"/>
+                <w:color w:val="222222"/>
+                <w:sz w:val="18"/>
+                <w:szCs w:val="18"/>
+              </w:rPr>
+              <w:t xml:space="preserve">Own, lead, resource and oversee the HSE &amp; Welfare management system; set and review objectives; hold the delivery chain (PMC and Contractors) to account; review performance.</w:t>
+            </w:r>
+          </w:p>
+        </w:tc>
+      </w:tr>
+      <w:tr>
+        <w:tc>
+          <w:tcPr>
+            <w:tcW w:type="dxa" w:w="3000"/>
+            <w:tcBorders>
+              <w:top w:val="single" w:color="BFB3AA" w:sz="4"/>
+              <w:left w:val="single" w:color="BFB3AA" w:sz="4"/>
+              <w:bottom w:val="single" w:color="BFB3AA" w:sz="4"/>
+              <w:right w:val="single" w:color="BFB3AA" w:sz="4"/>
+            </w:tcBorders>
+            <w:tcMar>
+              <w:top w:type="dxa" w:w="60"/>
+              <w:left w:type="dxa" w:w="120"/>
+              <w:bottom w:type="dxa" w:w="60"/>
+              <w:right w:type="dxa" w:w="120"/>
+            </w:tcMar>
+            <w:vAlign w:val="center"/>
+          </w:tcPr>
+          <w:p>
+            <w:r>
+              <w:rPr>
+                <w:rFonts w:ascii="Tahoma" w:cs="Tahoma" w:eastAsia="Tahoma" w:hAnsi="Tahoma"/>
+                <w:color w:val="222222"/>
+                <w:sz w:val="18"/>
+                <w:szCs w:val="18"/>
+              </w:rPr>
+              <w:t xml:space="preserve">Managers &amp; supervisors</w:t>
+            </w:r>
+          </w:p>
+        </w:tc>
+        <w:tc>
+          <w:tcPr>
+            <w:tcW w:type="dxa" w:w="6360"/>
+            <w:tcBorders>
+              <w:top w:val="single" w:color="BFB3AA" w:sz="4"/>
+              <w:left w:val="single" w:color="BFB3AA" w:sz="4"/>
+              <w:bottom w:val="single" w:color="BFB3AA" w:sz="4"/>
+              <w:right w:val="single" w:color="BFB3AA" w:sz="4"/>
+            </w:tcBorders>
+            <w:tcMar>
+              <w:top w:type="dxa" w:w="60"/>
+              <w:left w:type="dxa" w:w="120"/>
+              <w:bottom w:type="dxa" w:w="60"/>
+              <w:right w:type="dxa" w:w="120"/>
+            </w:tcMar>
+            <w:vAlign w:val="center"/>
+          </w:tcPr>
+          <w:p>
+            <w:r>
+              <w:rPr>
+                <w:rFonts w:ascii="Tahoma" w:cs="Tahoma" w:eastAsia="Tahoma" w:hAnsi="Tahoma"/>
+                <w:color w:val="222222"/>
+                <w:sz w:val="18"/>
+                <w:szCs w:val="18"/>
+              </w:rPr>
+              <w:t xml:space="preserve">Implement the system in their area of control; manage risks; ensure competence, safe systems of work and adequate welfare; act on hazards and incidents.</w:t>
+            </w:r>
+          </w:p>
+        </w:tc>
+      </w:tr>
+      <w:tr>
+        <w:tc>
+          <w:tcPr>
+            <w:tcW w:type="dxa" w:w="3000"/>
+            <w:tcBorders>
+              <w:top w:val="single" w:color="BFB3AA" w:sz="4"/>
+              <w:left w:val="single" w:color="BFB3AA" w:sz="4"/>
+              <w:bottom w:val="single" w:color="BFB3AA" w:sz="4"/>
+              <w:right w:val="single" w:color="BFB3AA" w:sz="4"/>
+            </w:tcBorders>
+            <w:tcMar>
+              <w:top w:type="dxa" w:w="60"/>
+              <w:left w:type="dxa" w:w="120"/>
+              <w:bottom w:type="dxa" w:w="60"/>
+              <w:right w:type="dxa" w:w="120"/>
+            </w:tcMar>
+            <w:vAlign w:val="center"/>
+          </w:tcPr>
+          <w:p>
+            <w:r>
+              <w:rPr>
+                <w:rFonts w:ascii="Tahoma" w:cs="Tahoma" w:eastAsia="Tahoma" w:hAnsi="Tahoma"/>
+                <w:color w:val="222222"/>
+                <w:sz w:val="18"/>
+                <w:szCs w:val="18"/>
+              </w:rPr>
+              <w:t xml:space="preserve">Employees</w:t>
+            </w:r>
+          </w:p>
+        </w:tc>
+        <w:tc>
+          <w:tcPr>
+            <w:tcW w:type="dxa" w:w="6360"/>
+            <w:tcBorders>
+              <w:top w:val="single" w:color="BFB3AA" w:sz="4"/>
+              <w:left w:val="single" w:color="BFB3AA" w:sz="4"/>
+              <w:bottom w:val="single" w:color="BFB3AA" w:sz="4"/>
+              <w:right w:val="single" w:color="BFB3AA" w:sz="4"/>
+            </w:tcBorders>
+            <w:tcMar>
+              <w:top w:type="dxa" w:w="60"/>
+              <w:left w:type="dxa" w:w="120"/>
+              <w:bottom w:type="dxa" w:w="60"/>
+              <w:right w:type="dxa" w:w="120"/>
+            </w:tcMar>
+            <w:vAlign w:val="center"/>
+          </w:tcPr>
+          <w:p>
+            <w:r>
+              <w:rPr>
+                <w:rFonts w:ascii="Tahoma" w:cs="Tahoma" w:eastAsia="Tahoma" w:hAnsi="Tahoma"/>
+                <w:color w:val="222222"/>
+                <w:sz w:val="18"/>
+                <w:szCs w:val="18"/>
+              </w:rPr>
+              <w:t xml:space="preserve">Follow HSE &amp; Welfare requirements; work safely; report hazards, incidents and concerns; participate in consultation and improvement.</w:t>
+            </w:r>
+          </w:p>
+        </w:tc>
+      </w:tr>
+      <w:tr>
+        <w:tc>
+          <w:tcPr>
+            <w:tcW w:type="dxa" w:w="3000"/>
+            <w:tcBorders>
+              <w:top w:val="single" w:color="BFB3AA" w:sz="4"/>
+              <w:left w:val="single" w:color="BFB3AA" w:sz="4"/>
+              <w:bottom w:val="single" w:color="BFB3AA" w:sz="4"/>
+              <w:right w:val="single" w:color="BFB3AA" w:sz="4"/>
+            </w:tcBorders>
+            <w:tcMar>
+              <w:top w:type="dxa" w:w="60"/>
+              <w:left w:type="dxa" w:w="120"/>
+              <w:bottom w:type="dxa" w:w="60"/>
+              <w:right w:type="dxa" w:w="120"/>
+            </w:tcMar>
+            <w:vAlign w:val="center"/>
+          </w:tcPr>
+          <w:p>
+            <w:r>
+              <w:rPr>
+                <w:rFonts w:ascii="Tahoma" w:cs="Tahoma" w:eastAsia="Tahoma" w:hAnsi="Tahoma"/>
+                <w:color w:val="222222"/>
+                <w:sz w:val="18"/>
+                <w:szCs w:val="18"/>
+              </w:rPr>
+              <w:t xml:space="preserve">Contractors &amp; subcontractors</w:t>
+            </w:r>
+          </w:p>
+        </w:tc>
+        <w:tc>
+          <w:tcPr>
+            <w:tcW w:type="dxa" w:w="6360"/>
+            <w:tcBorders>
+              <w:top w:val="single" w:color="BFB3AA" w:sz="4"/>
+              <w:left w:val="single" w:color="BFB3AA" w:sz="4"/>
+              <w:bottom w:val="single" w:color="BFB3AA" w:sz="4"/>
+              <w:right w:val="single" w:color="BFB3AA" w:sz="4"/>
+            </w:tcBorders>
+            <w:tcMar>
+              <w:top w:type="dxa" w:w="60"/>
+              <w:left w:type="dxa" w:w="120"/>
+              <w:bottom w:type="dxa" w:w="60"/>
+              <w:right w:type="dxa" w:w="120"/>
+            </w:tcMar>
+            <w:vAlign w:val="center"/>
+          </w:tcPr>
+          <w:p>
+            <w:r>
+              <w:rPr>
+                <w:rFonts w:ascii="Tahoma" w:cs="Tahoma" w:eastAsia="Tahoma" w:hAnsi="Tahoma"/>
+                <w:color w:val="222222"/>
+                <w:sz w:val="18"/>
+                <w:szCs w:val="18"/>
+              </w:rPr>
+              <w:t xml:space="preserve">Comply with DAN's HSE &amp; Welfare requirements; manage their workforce's health, safety and welfare; report and cooperate; uphold the same labour and welfare standards.</w:t>
+            </w:r>
+          </w:p>
+        </w:tc>
+      </w:tr>
+    </w:tbl>
+    <w:p>
+      <w:pPr>
+        <w:keepNext/>
+        <w:spacing w:after="80" w:before="160"/>
+      </w:pPr>
+      <w:r>
+        <w:rPr>
+          <w:rFonts w:ascii="Tahoma" w:cs="Tahoma" w:eastAsia="Tahoma" w:hAnsi="Tahoma"/>
+          <w:b/>
+          <w:bCs/>
+          <w:color w:val="B5692B"/>
+          <w:sz w:val="20"/>
+          <w:szCs w:val="20"/>
+        </w:rPr>
+        <w:t xml:space="preserve">Implementation, Review and Communication</w:t>
+      </w:r>
+    </w:p>
+    <w:p>
+      <w:pPr>
+        <w:spacing w:after="100" w:line="250"/>
         <w:jc w:val="both"/>
       </w:pPr>
       <w:r>
@@ -1210,26 +1699,12 @@
           <w:sz w:val="19"/>
           <w:szCs w:val="19"/>
         </w:rPr>
-        <w:t xml:space="preserve">Pursue continual improvement in health, safety and environment, and update the management system as needed.</w:t>
-      </w:r>
-    </w:p>
-    <w:p>
-      <w:pPr>
-        <w:spacing w:after="100" w:line="252"/>
-        <w:jc w:val="both"/>
-      </w:pPr>
-      <w:r>
-        <w:rPr>
-          <w:rFonts w:ascii="Tahoma" w:cs="Tahoma" w:eastAsia="Tahoma" w:hAnsi="Tahoma"/>
-          <w:sz w:val="19"/>
-          <w:szCs w:val="19"/>
-        </w:rPr>
-        <w:t xml:space="preserve">This policy demonstrates our strong commitment to health, safety and environmental management systems. It will be regularly reviewed and updated to stay effective and relevant. The policy will be communicated to all employees, contractors, and stakeholders to ensure a unified commitment to achieving our objectives.</w:t>
-      </w:r>
-    </w:p>
-    <w:p>
-      <w:pPr>
-        <w:spacing w:after="20" w:before="160"/>
+        <w:t xml:space="preserve">This policy demonstrates our strong commitment to health, safety, environmental and welfare management. It will be regularly reviewed and updated to stay effective and relevant, and communicated to all employees, contractors, and stakeholders to ensure a unified commitment to achieving our objectives.</w:t>
+      </w:r>
+    </w:p>
+    <w:p>
+      <w:pPr>
+        <w:spacing w:after="20" w:before="140"/>
       </w:pPr>
       <w:r>
         <w:rPr>
